--- a/Session3_assignment.docx
+++ b/Session3_assignment.docx
@@ -94,7 +94,7 @@
           <w:szCs w:val="28"/>
         </w:rPr>
         <w:drawing>
-          <wp:inline distT="0" distB="0" distL="0" distR="0" wp14:anchorId="16BD1873" wp14:editId="6BBE6D09">
+          <wp:inline distT="0" distB="0" distL="0" distR="0" wp14:anchorId="16BD1873" wp14:editId="71A57015">
             <wp:extent cx="5731510" cy="722630"/>
             <wp:effectExtent l="0" t="0" r="2540" b="1270"/>
             <wp:docPr id="1105053604" name="Picture 1"/>
@@ -150,7 +150,7 @@
           <w:szCs w:val="28"/>
         </w:rPr>
         <w:drawing>
-          <wp:inline distT="0" distB="0" distL="0" distR="0" wp14:anchorId="6ACF3657" wp14:editId="1BDC4136">
+          <wp:inline distT="0" distB="0" distL="0" distR="0" wp14:anchorId="6ACF3657" wp14:editId="2EC5B45F">
             <wp:extent cx="5731510" cy="680720"/>
             <wp:effectExtent l="0" t="0" r="2540" b="5080"/>
             <wp:docPr id="433104750" name="Picture 3"/>
@@ -254,7 +254,7 @@
           <w:szCs w:val="28"/>
         </w:rPr>
         <w:drawing>
-          <wp:inline distT="0" distB="0" distL="0" distR="0" wp14:anchorId="4A670C7B" wp14:editId="3003C654">
+          <wp:inline distT="0" distB="0" distL="0" distR="0" wp14:anchorId="4A670C7B" wp14:editId="45823205">
             <wp:extent cx="5731510" cy="699135"/>
             <wp:effectExtent l="0" t="0" r="2540" b="5715"/>
             <wp:docPr id="452771745" name="Picture 4"/>
@@ -358,7 +358,7 @@
           <w:szCs w:val="28"/>
         </w:rPr>
         <w:drawing>
-          <wp:inline distT="0" distB="0" distL="0" distR="0" wp14:anchorId="79665624" wp14:editId="2575B740">
+          <wp:inline distT="0" distB="0" distL="0" distR="0" wp14:anchorId="79665624" wp14:editId="4D4AB157">
             <wp:extent cx="5731510" cy="693420"/>
             <wp:effectExtent l="0" t="0" r="2540" b="0"/>
             <wp:docPr id="1283806872" name="Picture 5"/>
@@ -527,7 +527,23 @@
           <w:sz w:val="28"/>
           <w:szCs w:val="28"/>
         </w:rPr>
-        <w:t>&gt;&lt;strong&gt;Hint:&lt;/strong&gt; Make sure your WHERE clause is specific so you don’t accidentally delete all rows.&lt;/</w:t>
+        <w:t xml:space="preserve">&gt;&lt;strong&gt;Hint:&lt;/strong&gt; Make sure your WHERE clause is specific so you don’t accidentally delete all </w:t>
+      </w:r>
+      <w:proofErr w:type="gramStart"/>
+      <w:r>
+        <w:rPr>
+          <w:sz w:val="28"/>
+          <w:szCs w:val="28"/>
+        </w:rPr>
+        <w:t>rows.&lt;</w:t>
+      </w:r>
+      <w:proofErr w:type="gramEnd"/>
+      <w:r>
+        <w:rPr>
+          <w:sz w:val="28"/>
+          <w:szCs w:val="28"/>
+        </w:rPr>
+        <w:t>/</w:t>
       </w:r>
       <w:proofErr w:type="spellStart"/>
       <w:r>
@@ -560,7 +576,7 @@
           <w:szCs w:val="28"/>
         </w:rPr>
         <w:drawing>
-          <wp:inline distT="0" distB="0" distL="0" distR="0" wp14:anchorId="7BE4FFE9" wp14:editId="6011C9C0">
+          <wp:inline distT="0" distB="0" distL="0" distR="0" wp14:anchorId="7BE4FFE9" wp14:editId="3B0516DB">
             <wp:extent cx="5731510" cy="679450"/>
             <wp:effectExtent l="0" t="0" r="2540" b="6350"/>
             <wp:docPr id="1625091994" name="Picture 6"/>
@@ -737,6 +753,62 @@
           <w:szCs w:val="28"/>
         </w:rPr>
         <w:t>&gt;</w:t>
+      </w:r>
+    </w:p>
+    <w:p>
+      <w:pPr>
+        <w:rPr>
+          <w:sz w:val="28"/>
+          <w:szCs w:val="28"/>
+        </w:rPr>
+      </w:pPr>
+      <w:r>
+        <w:rPr>
+          <w:noProof/>
+          <w:sz w:val="28"/>
+          <w:szCs w:val="28"/>
+        </w:rPr>
+        <w:drawing>
+          <wp:inline distT="0" distB="0" distL="0" distR="0" wp14:anchorId="4EABE970" wp14:editId="59FC3188">
+            <wp:extent cx="5731510" cy="671195"/>
+            <wp:effectExtent l="0" t="0" r="2540" b="0"/>
+            <wp:docPr id="1935475756" name="Picture 1"/>
+            <wp:cNvGraphicFramePr>
+              <a:graphicFrameLocks xmlns:a="http://schemas.openxmlformats.org/drawingml/2006/main" noChangeAspect="1"/>
+            </wp:cNvGraphicFramePr>
+            <a:graphic xmlns:a="http://schemas.openxmlformats.org/drawingml/2006/main">
+              <a:graphicData uri="http://schemas.openxmlformats.org/drawingml/2006/picture">
+                <pic:pic xmlns:pic="http://schemas.openxmlformats.org/drawingml/2006/picture">
+                  <pic:nvPicPr>
+                    <pic:cNvPr id="1935475756" name="Picture 1935475756"/>
+                    <pic:cNvPicPr/>
+                  </pic:nvPicPr>
+                  <pic:blipFill>
+                    <a:blip r:embed="rId9" cstate="print">
+                      <a:extLst>
+                        <a:ext uri="{28A0092B-C50C-407E-A947-70E740481C1C}">
+                          <a14:useLocalDpi xmlns:a14="http://schemas.microsoft.com/office/drawing/2010/main" val="0"/>
+                        </a:ext>
+                      </a:extLst>
+                    </a:blip>
+                    <a:stretch>
+                      <a:fillRect/>
+                    </a:stretch>
+                  </pic:blipFill>
+                  <pic:spPr>
+                    <a:xfrm>
+                      <a:off x="0" y="0"/>
+                      <a:ext cx="5731510" cy="671195"/>
+                    </a:xfrm>
+                    <a:prstGeom prst="rect">
+                      <a:avLst/>
+                    </a:prstGeom>
+                  </pic:spPr>
+                </pic:pic>
+              </a:graphicData>
+            </a:graphic>
+          </wp:inline>
+        </w:drawing>
       </w:r>
     </w:p>
     <w:p>
@@ -1403,6 +1475,7 @@
   <w:style w:type="character" w:default="1" w:styleId="DefaultParagraphFont">
     <w:name w:val="Default Paragraph Font"/>
     <w:uiPriority w:val="1"/>
+    <w:semiHidden/>
     <w:unhideWhenUsed/>
   </w:style>
   <w:style w:type="table" w:default="1" w:styleId="TableNormal">
